--- a/L3_delivery/reports/QA_rewrite质量评测报告_三方交叉_v2.docx
+++ b/L3_delivery/reports/QA_rewrite质量评测报告_三方交叉_v2.docx
@@ -131,7 +131,887 @@
           <w:color w:val="1F4E78"/>
           <w:sz w:val="28"/>
         </w:rPr>
-        <w:t>一、QA 底线质量（忠实/可答/自足/覆盖）</w:t>
+        <w:t>〇点五、质量指标维度体系（怎么看这些分）</w:t>
+      </w:r>
+    </w:p>
+    <w:p>
+      <w:pPr>
+        <w:spacing w:after="60"/>
+      </w:pPr>
+      <w:r>
+        <w:rPr>
+          <w:rFonts w:ascii="Calibri" w:hAnsi="Calibri" w:eastAsia="微软雅黑"/>
+        </w:rPr>
+        <w:t>本报告的质量维度分三层,性质不同,须结合看——单看任一层都会失真：</w:t>
+      </w:r>
+    </w:p>
+    <w:tbl>
+      <w:tblPr>
+        <w:tblStyle w:val="LightGrid-Accent1"/>
+        <w:tblW w:type="auto" w:w="0"/>
+        <w:tblLook w:firstColumn="1" w:firstRow="1" w:lastColumn="0" w:lastRow="0" w:noHBand="0" w:noVBand="1" w:val="04A0"/>
+      </w:tblPr>
+      <w:tblGrid>
+        <w:gridCol w:w="2160"/>
+        <w:gridCol w:w="2160"/>
+        <w:gridCol w:w="2160"/>
+        <w:gridCol w:w="2160"/>
+      </w:tblGrid>
+      <w:tr>
+        <w:tc>
+          <w:tcPr>
+            <w:tcW w:type="dxa" w:w="2160"/>
+          </w:tcPr>
+          <w:p>
+            <w:r>
+              <w:rPr>
+                <w:rFonts w:ascii="Calibri" w:hAnsi="Calibri" w:eastAsia="微软雅黑"/>
+                <w:b/>
+                <w:sz w:val="18"/>
+              </w:rPr>
+              <w:t>层次</w:t>
+            </w:r>
+          </w:p>
+        </w:tc>
+        <w:tc>
+          <w:tcPr>
+            <w:tcW w:type="dxa" w:w="2160"/>
+          </w:tcPr>
+          <w:p>
+            <w:r>
+              <w:rPr>
+                <w:rFonts w:ascii="Calibri" w:hAnsi="Calibri" w:eastAsia="微软雅黑"/>
+                <w:b/>
+                <w:sz w:val="18"/>
+              </w:rPr>
+              <w:t>维度</w:t>
+            </w:r>
+          </w:p>
+        </w:tc>
+        <w:tc>
+          <w:tcPr>
+            <w:tcW w:type="dxa" w:w="2160"/>
+          </w:tcPr>
+          <w:p>
+            <w:r>
+              <w:rPr>
+                <w:rFonts w:ascii="Calibri" w:hAnsi="Calibri" w:eastAsia="微软雅黑"/>
+                <w:b/>
+                <w:sz w:val="18"/>
+              </w:rPr>
+              <w:t>测什么</w:t>
+            </w:r>
+          </w:p>
+        </w:tc>
+        <w:tc>
+          <w:tcPr>
+            <w:tcW w:type="dxa" w:w="2160"/>
+          </w:tcPr>
+          <w:p>
+            <w:r>
+              <w:rPr>
+                <w:rFonts w:ascii="Calibri" w:hAnsi="Calibri" w:eastAsia="微软雅黑"/>
+                <w:b/>
+                <w:sz w:val="18"/>
+              </w:rPr>
+              <w:t>性质</w:t>
+            </w:r>
+          </w:p>
+        </w:tc>
+      </w:tr>
+      <w:tr>
+        <w:tc>
+          <w:tcPr>
+            <w:tcW w:type="dxa" w:w="2160"/>
+          </w:tcPr>
+          <w:p>
+            <w:r>
+              <w:rPr>
+                <w:rFonts w:ascii="Calibri" w:hAnsi="Calibri" w:eastAsia="微软雅黑"/>
+                <w:b/>
+                <w:sz w:val="18"/>
+              </w:rPr>
+              <w:t>① 接近度</w:t>
+            </w:r>
+          </w:p>
+        </w:tc>
+        <w:tc>
+          <w:tcPr>
+            <w:tcW w:type="dxa" w:w="2160"/>
+          </w:tcPr>
+          <w:p>
+            <w:r>
+              <w:rPr>
+                <w:rFonts w:ascii="Calibri" w:hAnsi="Calibri" w:eastAsia="微软雅黑"/>
+                <w:sz w:val="18"/>
+              </w:rPr>
+              <w:t>official_closeness</w:t>
+            </w:r>
+          </w:p>
+        </w:tc>
+        <w:tc>
+          <w:tcPr>
+            <w:tcW w:type="dxa" w:w="2160"/>
+          </w:tcPr>
+          <w:p>
+            <w:r>
+              <w:rPr>
+                <w:rFonts w:ascii="Calibri" w:hAnsi="Calibri" w:eastAsia="微软雅黑"/>
+                <w:sz w:val="18"/>
+              </w:rPr>
+              <w:t>本地产出像不像官方成品</w:t>
+            </w:r>
+          </w:p>
+        </w:tc>
+        <w:tc>
+          <w:tcPr>
+            <w:tcW w:type="dxa" w:w="2160"/>
+          </w:tcPr>
+          <w:p>
+            <w:r>
+              <w:rPr>
+                <w:rFonts w:ascii="Calibri" w:hAnsi="Calibri" w:eastAsia="微软雅黑"/>
+                <w:sz w:val="18"/>
+              </w:rPr>
+              <w:t>结构一致性代理(非质量本身)</w:t>
+            </w:r>
+          </w:p>
+        </w:tc>
+      </w:tr>
+      <w:tr>
+        <w:tc>
+          <w:tcPr>
+            <w:tcW w:type="dxa" w:w="2160"/>
+          </w:tcPr>
+          <w:p>
+            <w:r>
+              <w:rPr>
+                <w:rFonts w:ascii="Calibri" w:hAnsi="Calibri" w:eastAsia="微软雅黑"/>
+                <w:b/>
+                <w:sz w:val="18"/>
+              </w:rPr>
+              <w:t>② 底线质量</w:t>
+            </w:r>
+          </w:p>
+        </w:tc>
+        <w:tc>
+          <w:tcPr>
+            <w:tcW w:type="dxa" w:w="2160"/>
+          </w:tcPr>
+          <w:p>
+            <w:r>
+              <w:rPr>
+                <w:rFonts w:ascii="Calibri" w:hAnsi="Calibri" w:eastAsia="微软雅黑"/>
+                <w:sz w:val="18"/>
+              </w:rPr>
+              <w:t>忠实/可答/自足/覆盖</w:t>
+            </w:r>
+          </w:p>
+        </w:tc>
+        <w:tc>
+          <w:tcPr>
+            <w:tcW w:type="dxa" w:w="2160"/>
+          </w:tcPr>
+          <w:p>
+            <w:r>
+              <w:rPr>
+                <w:rFonts w:ascii="Calibri" w:hAnsi="Calibri" w:eastAsia="微软雅黑"/>
+                <w:sz w:val="18"/>
+              </w:rPr>
+              <w:t>有没有硬错误(编造/答不出/漏核心)</w:t>
+            </w:r>
+          </w:p>
+        </w:tc>
+        <w:tc>
+          <w:tcPr>
+            <w:tcW w:type="dxa" w:w="2160"/>
+          </w:tcPr>
+          <w:p>
+            <w:r>
+              <w:rPr>
+                <w:rFonts w:ascii="Calibri" w:hAnsi="Calibri" w:eastAsia="微软雅黑"/>
+                <w:sz w:val="18"/>
+              </w:rPr>
+              <w:t>扣分项——做错才扣</w:t>
+            </w:r>
+          </w:p>
+        </w:tc>
+      </w:tr>
+      <w:tr>
+        <w:tc>
+          <w:tcPr>
+            <w:tcW w:type="dxa" w:w="2160"/>
+          </w:tcPr>
+          <w:p>
+            <w:r>
+              <w:rPr>
+                <w:rFonts w:ascii="Calibri" w:hAnsi="Calibri" w:eastAsia="微软雅黑"/>
+                <w:b/>
+                <w:sz w:val="18"/>
+              </w:rPr>
+              <w:t>③ 上限质量</w:t>
+            </w:r>
+          </w:p>
+        </w:tc>
+        <w:tc>
+          <w:tcPr>
+            <w:tcW w:type="dxa" w:w="2160"/>
+          </w:tcPr>
+          <w:p>
+            <w:r>
+              <w:rPr>
+                <w:rFonts w:ascii="Calibri" w:hAnsi="Calibri" w:eastAsia="微软雅黑"/>
+                <w:sz w:val="18"/>
+              </w:rPr>
+              <w:t>深度/自然度</w:t>
+            </w:r>
+          </w:p>
+        </w:tc>
+        <w:tc>
+          <w:tcPr>
+            <w:tcW w:type="dxa" w:w="2160"/>
+          </w:tcPr>
+          <w:p>
+            <w:r>
+              <w:rPr>
+                <w:rFonts w:ascii="Calibri" w:hAnsi="Calibri" w:eastAsia="微软雅黑"/>
+                <w:sz w:val="18"/>
+              </w:rPr>
+              <w:t>有多好(思辨深度/自然表达)</w:t>
+            </w:r>
+          </w:p>
+        </w:tc>
+        <w:tc>
+          <w:tcPr>
+            <w:tcW w:type="dxa" w:w="2160"/>
+          </w:tcPr>
+          <w:p>
+            <w:r>
+              <w:rPr>
+                <w:rFonts w:ascii="Calibri" w:hAnsi="Calibri" w:eastAsia="微软雅黑"/>
+                <w:sz w:val="18"/>
+              </w:rPr>
+              <w:t>加分项——做好才加</w:t>
+            </w:r>
+          </w:p>
+        </w:tc>
+      </w:tr>
+    </w:tbl>
+    <w:p/>
+    <w:p>
+      <w:pPr>
+        <w:pStyle w:val="ListBullet"/>
+        <w:spacing w:after="40"/>
+      </w:pPr>
+      <w:r>
+        <w:rPr>
+          <w:rFonts w:ascii="Calibri" w:hAnsi="Calibri" w:eastAsia="微软雅黑"/>
+          <w:b/>
+          <w:color w:val="C00000"/>
+        </w:rPr>
+        <w:t>关键逻辑：</w:t>
+      </w:r>
+      <w:r>
+        <w:rPr>
+          <w:rFonts w:ascii="Calibri" w:hAnsi="Calibri" w:eastAsia="微软雅黑"/>
+        </w:rPr>
+        <w:t>底线质量高 ≠ 数据好用。本地底线质量(忠实等)甚至反超官方,但若只看这层会误判“本地更强”;实际上限质量(深度)本地低于官方。三层结合才是完整画像。</w:t>
+      </w:r>
+    </w:p>
+    <w:p>
+      <w:pPr>
+        <w:pStyle w:val="ListBullet"/>
+        <w:spacing w:after="40"/>
+      </w:pPr>
+      <w:r>
+        <w:rPr>
+          <w:rFonts w:ascii="Calibri" w:hAnsi="Calibri" w:eastAsia="微软雅黑"/>
+          <w:b/>
+        </w:rPr>
+        <w:t>接近度定位：</w:t>
+      </w:r>
+      <w:r>
+        <w:rPr>
+          <w:rFonts w:ascii="Calibri" w:hAnsi="Calibri" w:eastAsia="微软雅黑"/>
+        </w:rPr>
+        <w:t>接近度(closeness)只是“像不像官方”的代理,不是质量本身;项目真目标是数据的可学习性(better learnability),closeness 低不代表数据差。</w:t>
+      </w:r>
+    </w:p>
+    <w:p>
+      <w:pPr>
+        <w:spacing w:before="160" w:after="60"/>
+      </w:pPr>
+      <w:r>
+        <w:rPr>
+          <w:rFonts w:ascii="Calibri" w:hAnsi="Calibri" w:eastAsia="微软雅黑"/>
+          <w:b/>
+          <w:color w:val="1F4E78"/>
+          <w:sz w:val="28"/>
+        </w:rPr>
+        <w:t>一、核心质量对比总表（一览）</w:t>
+      </w:r>
+    </w:p>
+    <w:tbl>
+      <w:tblPr>
+        <w:tblStyle w:val="LightGrid-Accent1"/>
+        <w:tblW w:type="auto" w:w="0"/>
+        <w:tblLook w:firstColumn="1" w:firstRow="1" w:lastColumn="0" w:lastRow="0" w:noHBand="0" w:noVBand="1" w:val="04A0"/>
+      </w:tblPr>
+      <w:tblGrid>
+        <w:gridCol w:w="1728"/>
+        <w:gridCol w:w="1728"/>
+        <w:gridCol w:w="1728"/>
+        <w:gridCol w:w="1728"/>
+        <w:gridCol w:w="1728"/>
+      </w:tblGrid>
+      <w:tr>
+        <w:tc>
+          <w:tcPr>
+            <w:tcW w:type="dxa" w:w="1728"/>
+          </w:tcPr>
+          <w:p>
+            <w:r>
+              <w:rPr>
+                <w:rFonts w:ascii="Calibri" w:hAnsi="Calibri" w:eastAsia="微软雅黑"/>
+                <w:b/>
+                <w:sz w:val="18"/>
+              </w:rPr>
+              <w:t>维度(层)</w:t>
+            </w:r>
+          </w:p>
+        </w:tc>
+        <w:tc>
+          <w:tcPr>
+            <w:tcW w:type="dxa" w:w="1728"/>
+          </w:tcPr>
+          <w:p>
+            <w:r>
+              <w:rPr>
+                <w:rFonts w:ascii="Calibri" w:hAnsi="Calibri" w:eastAsia="微软雅黑"/>
+                <w:b/>
+                <w:sz w:val="18"/>
+              </w:rPr>
+              <w:t>中文官方</w:t>
+            </w:r>
+          </w:p>
+        </w:tc>
+        <w:tc>
+          <w:tcPr>
+            <w:tcW w:type="dxa" w:w="1728"/>
+          </w:tcPr>
+          <w:p>
+            <w:r>
+              <w:rPr>
+                <w:rFonts w:ascii="Calibri" w:hAnsi="Calibri" w:eastAsia="微软雅黑"/>
+                <w:b/>
+                <w:sz w:val="18"/>
+              </w:rPr>
+              <w:t>中文本地</w:t>
+            </w:r>
+          </w:p>
+        </w:tc>
+        <w:tc>
+          <w:tcPr>
+            <w:tcW w:type="dxa" w:w="1728"/>
+          </w:tcPr>
+          <w:p>
+            <w:r>
+              <w:rPr>
+                <w:rFonts w:ascii="Calibri" w:hAnsi="Calibri" w:eastAsia="微软雅黑"/>
+                <w:b/>
+                <w:sz w:val="18"/>
+              </w:rPr>
+              <w:t>英文官方</w:t>
+            </w:r>
+          </w:p>
+        </w:tc>
+        <w:tc>
+          <w:tcPr>
+            <w:tcW w:type="dxa" w:w="1728"/>
+          </w:tcPr>
+          <w:p>
+            <w:r>
+              <w:rPr>
+                <w:rFonts w:ascii="Calibri" w:hAnsi="Calibri" w:eastAsia="微软雅黑"/>
+                <w:b/>
+                <w:sz w:val="18"/>
+              </w:rPr>
+              <w:t>英文本地</w:t>
+            </w:r>
+          </w:p>
+        </w:tc>
+      </w:tr>
+      <w:tr>
+        <w:tc>
+          <w:tcPr>
+            <w:tcW w:type="dxa" w:w="1728"/>
+          </w:tcPr>
+          <w:p>
+            <w:r>
+              <w:rPr>
+                <w:rFonts w:ascii="Calibri" w:hAnsi="Calibri" w:eastAsia="微软雅黑"/>
+                <w:b/>
+                <w:sz w:val="18"/>
+              </w:rPr>
+              <w:t>接近官方 closeness ①</w:t>
+            </w:r>
+          </w:p>
+        </w:tc>
+        <w:tc>
+          <w:tcPr>
+            <w:tcW w:type="dxa" w:w="1728"/>
+          </w:tcPr>
+          <w:p>
+            <w:r>
+              <w:rPr>
+                <w:rFonts w:ascii="Calibri" w:hAnsi="Calibri" w:eastAsia="微软雅黑"/>
+                <w:sz w:val="18"/>
+              </w:rPr>
+              <w:t>—(基准)</w:t>
+            </w:r>
+          </w:p>
+        </w:tc>
+        <w:tc>
+          <w:tcPr>
+            <w:tcW w:type="dxa" w:w="1728"/>
+          </w:tcPr>
+          <w:p>
+            <w:r>
+              <w:rPr>
+                <w:rFonts w:ascii="Calibri" w:hAnsi="Calibri" w:eastAsia="微软雅黑"/>
+                <w:sz w:val="18"/>
+              </w:rPr>
+              <w:t>2.85</w:t>
+            </w:r>
+          </w:p>
+        </w:tc>
+        <w:tc>
+          <w:tcPr>
+            <w:tcW w:type="dxa" w:w="1728"/>
+          </w:tcPr>
+          <w:p>
+            <w:r>
+              <w:rPr>
+                <w:rFonts w:ascii="Calibri" w:hAnsi="Calibri" w:eastAsia="微软雅黑"/>
+                <w:sz w:val="18"/>
+              </w:rPr>
+              <w:t>—(基准)</w:t>
+            </w:r>
+          </w:p>
+        </w:tc>
+        <w:tc>
+          <w:tcPr>
+            <w:tcW w:type="dxa" w:w="1728"/>
+          </w:tcPr>
+          <w:p>
+            <w:r>
+              <w:rPr>
+                <w:rFonts w:ascii="Calibri" w:hAnsi="Calibri" w:eastAsia="微软雅黑"/>
+                <w:sz w:val="18"/>
+              </w:rPr>
+              <w:t>3.4</w:t>
+            </w:r>
+          </w:p>
+        </w:tc>
+      </w:tr>
+      <w:tr>
+        <w:tc>
+          <w:tcPr>
+            <w:tcW w:type="dxa" w:w="1728"/>
+          </w:tcPr>
+          <w:p>
+            <w:r>
+              <w:rPr>
+                <w:rFonts w:ascii="Calibri" w:hAnsi="Calibri" w:eastAsia="微软雅黑"/>
+                <w:b/>
+                <w:sz w:val="18"/>
+              </w:rPr>
+              <w:t>忠实 ②</w:t>
+            </w:r>
+          </w:p>
+        </w:tc>
+        <w:tc>
+          <w:tcPr>
+            <w:tcW w:type="dxa" w:w="1728"/>
+          </w:tcPr>
+          <w:p>
+            <w:r>
+              <w:rPr>
+                <w:rFonts w:ascii="Calibri" w:hAnsi="Calibri" w:eastAsia="微软雅黑"/>
+                <w:sz w:val="18"/>
+              </w:rPr>
+              <w:t>3.93</w:t>
+            </w:r>
+          </w:p>
+        </w:tc>
+        <w:tc>
+          <w:tcPr>
+            <w:tcW w:type="dxa" w:w="1728"/>
+          </w:tcPr>
+          <w:p>
+            <w:r>
+              <w:rPr>
+                <w:rFonts w:ascii="Calibri" w:hAnsi="Calibri" w:eastAsia="微软雅黑"/>
+                <w:sz w:val="18"/>
+              </w:rPr>
+              <w:t>4.98</w:t>
+            </w:r>
+          </w:p>
+        </w:tc>
+        <w:tc>
+          <w:tcPr>
+            <w:tcW w:type="dxa" w:w="1728"/>
+          </w:tcPr>
+          <w:p>
+            <w:r>
+              <w:rPr>
+                <w:rFonts w:ascii="Calibri" w:hAnsi="Calibri" w:eastAsia="微软雅黑"/>
+                <w:sz w:val="18"/>
+              </w:rPr>
+              <w:t>4.53</w:t>
+            </w:r>
+          </w:p>
+        </w:tc>
+        <w:tc>
+          <w:tcPr>
+            <w:tcW w:type="dxa" w:w="1728"/>
+          </w:tcPr>
+          <w:p>
+            <w:r>
+              <w:rPr>
+                <w:rFonts w:ascii="Calibri" w:hAnsi="Calibri" w:eastAsia="微软雅黑"/>
+                <w:sz w:val="18"/>
+              </w:rPr>
+              <w:t>4.7</w:t>
+            </w:r>
+          </w:p>
+        </w:tc>
+      </w:tr>
+      <w:tr>
+        <w:tc>
+          <w:tcPr>
+            <w:tcW w:type="dxa" w:w="1728"/>
+          </w:tcPr>
+          <w:p>
+            <w:r>
+              <w:rPr>
+                <w:rFonts w:ascii="Calibri" w:hAnsi="Calibri" w:eastAsia="微软雅黑"/>
+                <w:b/>
+                <w:sz w:val="18"/>
+              </w:rPr>
+              <w:t>可答 ②</w:t>
+            </w:r>
+          </w:p>
+        </w:tc>
+        <w:tc>
+          <w:tcPr>
+            <w:tcW w:type="dxa" w:w="1728"/>
+          </w:tcPr>
+          <w:p>
+            <w:r>
+              <w:rPr>
+                <w:rFonts w:ascii="Calibri" w:hAnsi="Calibri" w:eastAsia="微软雅黑"/>
+                <w:sz w:val="18"/>
+              </w:rPr>
+              <w:t>4.79</w:t>
+            </w:r>
+          </w:p>
+        </w:tc>
+        <w:tc>
+          <w:tcPr>
+            <w:tcW w:type="dxa" w:w="1728"/>
+          </w:tcPr>
+          <w:p>
+            <w:r>
+              <w:rPr>
+                <w:rFonts w:ascii="Calibri" w:hAnsi="Calibri" w:eastAsia="微软雅黑"/>
+                <w:sz w:val="18"/>
+              </w:rPr>
+              <w:t>5.0</w:t>
+            </w:r>
+          </w:p>
+        </w:tc>
+        <w:tc>
+          <w:tcPr>
+            <w:tcW w:type="dxa" w:w="1728"/>
+          </w:tcPr>
+          <w:p>
+            <w:r>
+              <w:rPr>
+                <w:rFonts w:ascii="Calibri" w:hAnsi="Calibri" w:eastAsia="微软雅黑"/>
+                <w:sz w:val="18"/>
+              </w:rPr>
+              <w:t>4.85</w:t>
+            </w:r>
+          </w:p>
+        </w:tc>
+        <w:tc>
+          <w:tcPr>
+            <w:tcW w:type="dxa" w:w="1728"/>
+          </w:tcPr>
+          <w:p>
+            <w:r>
+              <w:rPr>
+                <w:rFonts w:ascii="Calibri" w:hAnsi="Calibri" w:eastAsia="微软雅黑"/>
+                <w:sz w:val="18"/>
+              </w:rPr>
+              <w:t>4.93</w:t>
+            </w:r>
+          </w:p>
+        </w:tc>
+      </w:tr>
+      <w:tr>
+        <w:tc>
+          <w:tcPr>
+            <w:tcW w:type="dxa" w:w="1728"/>
+          </w:tcPr>
+          <w:p>
+            <w:r>
+              <w:rPr>
+                <w:rFonts w:ascii="Calibri" w:hAnsi="Calibri" w:eastAsia="微软雅黑"/>
+                <w:b/>
+                <w:sz w:val="18"/>
+              </w:rPr>
+              <w:t>自足 ②</w:t>
+            </w:r>
+          </w:p>
+        </w:tc>
+        <w:tc>
+          <w:tcPr>
+            <w:tcW w:type="dxa" w:w="1728"/>
+          </w:tcPr>
+          <w:p>
+            <w:r>
+              <w:rPr>
+                <w:rFonts w:ascii="Calibri" w:hAnsi="Calibri" w:eastAsia="微软雅黑"/>
+                <w:sz w:val="18"/>
+              </w:rPr>
+              <w:t>4.29</w:t>
+            </w:r>
+          </w:p>
+        </w:tc>
+        <w:tc>
+          <w:tcPr>
+            <w:tcW w:type="dxa" w:w="1728"/>
+          </w:tcPr>
+          <w:p>
+            <w:r>
+              <w:rPr>
+                <w:rFonts w:ascii="Calibri" w:hAnsi="Calibri" w:eastAsia="微软雅黑"/>
+                <w:sz w:val="18"/>
+              </w:rPr>
+              <w:t>4.12</w:t>
+            </w:r>
+          </w:p>
+        </w:tc>
+        <w:tc>
+          <w:tcPr>
+            <w:tcW w:type="dxa" w:w="1728"/>
+          </w:tcPr>
+          <w:p>
+            <w:r>
+              <w:rPr>
+                <w:rFonts w:ascii="Calibri" w:hAnsi="Calibri" w:eastAsia="微软雅黑"/>
+                <w:sz w:val="18"/>
+              </w:rPr>
+              <w:t>4.71</w:t>
+            </w:r>
+          </w:p>
+        </w:tc>
+        <w:tc>
+          <w:tcPr>
+            <w:tcW w:type="dxa" w:w="1728"/>
+          </w:tcPr>
+          <w:p>
+            <w:r>
+              <w:rPr>
+                <w:rFonts w:ascii="Calibri" w:hAnsi="Calibri" w:eastAsia="微软雅黑"/>
+                <w:sz w:val="18"/>
+              </w:rPr>
+              <w:t>4.74</w:t>
+            </w:r>
+          </w:p>
+        </w:tc>
+      </w:tr>
+      <w:tr>
+        <w:tc>
+          <w:tcPr>
+            <w:tcW w:type="dxa" w:w="1728"/>
+          </w:tcPr>
+          <w:p>
+            <w:r>
+              <w:rPr>
+                <w:rFonts w:ascii="Calibri" w:hAnsi="Calibri" w:eastAsia="微软雅黑"/>
+                <w:b/>
+                <w:sz w:val="18"/>
+              </w:rPr>
+              <w:t>覆盖 ②</w:t>
+            </w:r>
+          </w:p>
+        </w:tc>
+        <w:tc>
+          <w:tcPr>
+            <w:tcW w:type="dxa" w:w="1728"/>
+          </w:tcPr>
+          <w:p>
+            <w:r>
+              <w:rPr>
+                <w:rFonts w:ascii="Calibri" w:hAnsi="Calibri" w:eastAsia="微软雅黑"/>
+                <w:sz w:val="18"/>
+              </w:rPr>
+              <w:t>4.24</w:t>
+            </w:r>
+          </w:p>
+        </w:tc>
+        <w:tc>
+          <w:tcPr>
+            <w:tcW w:type="dxa" w:w="1728"/>
+          </w:tcPr>
+          <w:p>
+            <w:r>
+              <w:rPr>
+                <w:rFonts w:ascii="Calibri" w:hAnsi="Calibri" w:eastAsia="微软雅黑"/>
+                <w:sz w:val="18"/>
+              </w:rPr>
+              <w:t>4.49</w:t>
+            </w:r>
+          </w:p>
+        </w:tc>
+        <w:tc>
+          <w:tcPr>
+            <w:tcW w:type="dxa" w:w="1728"/>
+          </w:tcPr>
+          <w:p>
+            <w:r>
+              <w:rPr>
+                <w:rFonts w:ascii="Calibri" w:hAnsi="Calibri" w:eastAsia="微软雅黑"/>
+                <w:sz w:val="18"/>
+              </w:rPr>
+              <w:t>4.68</w:t>
+            </w:r>
+          </w:p>
+        </w:tc>
+        <w:tc>
+          <w:tcPr>
+            <w:tcW w:type="dxa" w:w="1728"/>
+          </w:tcPr>
+          <w:p>
+            <w:r>
+              <w:rPr>
+                <w:rFonts w:ascii="Calibri" w:hAnsi="Calibri" w:eastAsia="微软雅黑"/>
+                <w:sz w:val="18"/>
+              </w:rPr>
+              <w:t>4.74</w:t>
+            </w:r>
+          </w:p>
+        </w:tc>
+      </w:tr>
+      <w:tr>
+        <w:tc>
+          <w:tcPr>
+            <w:tcW w:type="dxa" w:w="1728"/>
+          </w:tcPr>
+          <w:p>
+            <w:r>
+              <w:rPr>
+                <w:rFonts w:ascii="Calibri" w:hAnsi="Calibri" w:eastAsia="微软雅黑"/>
+                <w:b/>
+                <w:sz w:val="18"/>
+              </w:rPr>
+              <w:t>深度(客观非抽取%) ③</w:t>
+            </w:r>
+          </w:p>
+        </w:tc>
+        <w:tc>
+          <w:tcPr>
+            <w:tcW w:type="dxa" w:w="1728"/>
+          </w:tcPr>
+          <w:p>
+            <w:r>
+              <w:rPr>
+                <w:rFonts w:ascii="Calibri" w:hAnsi="Calibri" w:eastAsia="微软雅黑"/>
+                <w:sz w:val="18"/>
+              </w:rPr>
+              <w:t>54.8%</w:t>
+            </w:r>
+          </w:p>
+        </w:tc>
+        <w:tc>
+          <w:tcPr>
+            <w:tcW w:type="dxa" w:w="1728"/>
+          </w:tcPr>
+          <w:p>
+            <w:r>
+              <w:rPr>
+                <w:rFonts w:ascii="Calibri" w:hAnsi="Calibri" w:eastAsia="微软雅黑"/>
+                <w:sz w:val="18"/>
+              </w:rPr>
+              <w:t>43.6%</w:t>
+            </w:r>
+          </w:p>
+        </w:tc>
+        <w:tc>
+          <w:tcPr>
+            <w:tcW w:type="dxa" w:w="1728"/>
+          </w:tcPr>
+          <w:p>
+            <w:r>
+              <w:rPr>
+                <w:rFonts w:ascii="Calibri" w:hAnsi="Calibri" w:eastAsia="微软雅黑"/>
+                <w:sz w:val="18"/>
+              </w:rPr>
+              <w:t>49.8%</w:t>
+            </w:r>
+          </w:p>
+        </w:tc>
+        <w:tc>
+          <w:tcPr>
+            <w:tcW w:type="dxa" w:w="1728"/>
+          </w:tcPr>
+          <w:p>
+            <w:r>
+              <w:rPr>
+                <w:rFonts w:ascii="Calibri" w:hAnsi="Calibri" w:eastAsia="微软雅黑"/>
+                <w:sz w:val="18"/>
+              </w:rPr>
+              <w:t>50.0%</w:t>
+            </w:r>
+          </w:p>
+        </w:tc>
+      </w:tr>
+    </w:tbl>
+    <w:p/>
+    <w:p>
+      <w:pPr>
+        <w:pStyle w:val="ListBullet"/>
+        <w:spacing w:after="40"/>
+      </w:pPr>
+      <w:r>
+        <w:rPr>
+          <w:rFonts w:ascii="Calibri" w:hAnsi="Calibri" w:eastAsia="微软雅黑"/>
+          <w:b/>
+        </w:rPr>
+        <w:t>口径：</w:t>
+      </w:r>
+      <w:r>
+        <w:rPr>
+          <w:rFonts w:ascii="Calibri" w:hAnsi="Calibri" w:eastAsia="微软雅黑"/>
+        </w:rPr>
+        <w:t>接近度/忠实等(①②)判官口径:closeness 用 DMX,质量4维用 qwen3.6-35b。深度③用客观统计(可复现)。自然度因判官不可信(见三点五)未入总表。</w:t>
+      </w:r>
+    </w:p>
+    <w:p>
+      <w:pPr>
+        <w:spacing w:before="160" w:after="60"/>
+      </w:pPr>
+      <w:r>
+        <w:rPr>
+          <w:rFonts w:ascii="Calibri" w:hAnsi="Calibri" w:eastAsia="微软雅黑"/>
+          <w:b/>
+          <w:color w:val="1F4E78"/>
+          <w:sz w:val="28"/>
+        </w:rPr>
+        <w:t>二、QA 底线质量（忠实/可答/自足/覆盖）</w:t>
       </w:r>
     </w:p>
     <w:tbl>
@@ -568,7 +1448,7 @@
           <w:color w:val="1F4E78"/>
           <w:sz w:val="28"/>
         </w:rPr>
-        <w:t>二、深度：双判官 + 客观统计 三方交叉</w:t>
+        <w:t>三、深度：双判官 + 客观统计 三方交叉</w:t>
       </w:r>
     </w:p>
     <w:tbl>
@@ -1136,7 +2016,7 @@
           <w:color w:val="1F4E78"/>
           <w:sz w:val="28"/>
         </w:rPr>
-        <w:t>三、自然度：判官分歧大，不作为可信指标</w:t>
+        <w:t>四、自然度：判官分歧大，不作为可信指标</w:t>
       </w:r>
     </w:p>
     <w:tbl>
@@ -1500,7 +2380,7 @@
           <w:color w:val="1F4E78"/>
           <w:sz w:val="28"/>
         </w:rPr>
-        <w:t>三点五、判官可靠性检验（两判官逐条配对）</w:t>
+        <w:t>四点五、判官可靠性检验（两判官逐条配对）</w:t>
       </w:r>
     </w:p>
     <w:p>
@@ -1956,6 +2836,20 @@
         <w:t>结论：多判官交叉直接证明——若仅用单判官会误判“本地自然度差”;交叉后该结论被推翻。深度短板则通过双判官+客观+人工四重验证,可信。</w:t>
       </w:r>
     </w:p>
+    <w:p>
+      <w:pPr>
+        <w:spacing w:before="160" w:after="60"/>
+      </w:pPr>
+      <w:r>
+        <w:rPr>
+          <w:rFonts w:ascii="Calibri" w:hAnsi="Calibri" w:eastAsia="微软雅黑"/>
+          <w:b/>
+          <w:color w:val="1F4E78"/>
+          <w:sz w:val="28"/>
+        </w:rPr>
+        <w:t>五、rewrite 线</w:t>
+      </w:r>
+    </w:p>
     <w:tbl>
       <w:tblPr>
         <w:tblStyle w:val="LightGrid-Accent1"/>
@@ -2316,7 +3210,7 @@
           <w:color w:val="1F4E78"/>
           <w:sz w:val="28"/>
         </w:rPr>
-        <w:t>五、总结论</w:t>
+        <w:t>六、总结论</w:t>
       </w:r>
     </w:p>
     <w:p>

--- a/L3_delivery/reports/QA_rewrite质量评测报告_三方交叉_v2.docx
+++ b/L3_delivery/reports/QA_rewrite质量评测报告_三方交叉_v2.docx
@@ -1428,13 +1428,32 @@
           <w:b/>
           <w:color w:val="C00000"/>
         </w:rPr>
-        <w:t>注意：</w:t>
+        <w:t>注意(推测)：</w:t>
       </w:r>
       <w:r>
         <w:rPr>
           <w:rFonts w:ascii="Calibri" w:hAnsi="Calibri" w:eastAsia="微软雅黑"/>
         </w:rPr>
-        <w:t>中文忠实反超并非模型更强,而是官方种子含较多广告/噪声原文、判官对其QA打低分;本地有 L0 数据卫生护栏过滤噪声。是数据卫生差异。</w:t>
+        <w:t>中文忠实反超推测源于数据卫生差异——官方种子含较多广告/噪声原文、判官对其QA打低分;本地有 L0 数据卫生护栏过滤噪声。此为推断,未做“同种子喂官方pipeline vs 本地pipeline”的控制实验证实。</w:t>
+      </w:r>
+    </w:p>
+    <w:p>
+      <w:pPr>
+        <w:pStyle w:val="ListBullet"/>
+        <w:spacing w:after="40"/>
+      </w:pPr>
+      <w:r>
+        <w:rPr>
+          <w:rFonts w:ascii="Calibri" w:hAnsi="Calibri" w:eastAsia="微软雅黑"/>
+          <w:b/>
+        </w:rPr>
+        <w:t>同源说明：</w:t>
+      </w:r>
+      <w:r>
+        <w:rPr>
+          <w:rFonts w:ascii="Calibri" w:hAnsi="Calibri" w:eastAsia="微软雅黑"/>
+        </w:rPr>
+        <w:t>口径：本表官方(前100条切片)与本地(aliyun_n100)为不同文档集的分布对比,非严格同源(种子池仅约18%重叠)。同源对齐版本(n=98)下官方忠实=4.0、本地=4.98,方向一致(本地≥官方)。</w:t>
       </w:r>
     </w:p>
     <w:p>
@@ -2003,6 +2022,25 @@
           <w:rFonts w:ascii="Calibri" w:hAnsi="Calibri" w:eastAsia="微软雅黑"/>
         </w:rPr>
         <w:t>英文深度差距不成立：qwen-max(−0.44)与客观(+0.2%)显示两者接近,仅35b略夸大。英文本地深度不输官方。</w:t>
+      </w:r>
+    </w:p>
+    <w:p>
+      <w:pPr>
+        <w:pStyle w:val="ListBullet"/>
+        <w:spacing w:after="40"/>
+      </w:pPr>
+      <w:r>
+        <w:rPr>
+          <w:rFonts w:ascii="Calibri" w:hAnsi="Calibri" w:eastAsia="微软雅黑"/>
+          <w:b/>
+        </w:rPr>
+        <w:t>口径备注：</w:t>
+      </w:r>
+      <w:r>
+        <w:rPr>
+          <w:rFonts w:ascii="Calibri" w:hAnsi="Calibri" w:eastAsia="微软雅黑"/>
+        </w:rPr>
+        <w:t>英文本地深度数据口径：本节英文本地采用 baseline_qa_en_v1_hardened(封板 v1-hardened 产出,n=100,与官方同源配对),35b=2.02、qwen-max=2.33。另有一批 official500_c16 产出(n=100,非同源)35b深度=1.64,两批差0.38;因本节要与官方同源对齐,采用 baseline(封板同源)一批,客观非抽取题占比两批分别为50.0%/约50%,结论不变。</w:t>
       </w:r>
     </w:p>
     <w:p>
@@ -2850,6 +2888,17 @@
         <w:t>五、rewrite 线</w:t>
       </w:r>
     </w:p>
+    <w:p>
+      <w:pPr>
+        <w:spacing w:after="60"/>
+      </w:pPr>
+      <w:r>
+        <w:rPr>
+          <w:rFonts w:ascii="Calibri" w:hAnsi="Calibri" w:eastAsia="微软雅黑"/>
+        </w:rPr>
+        <w:t>本地 rewrite 绝对质量（有原文,可评全维度;1-5 分）：</w:t>
+      </w:r>
+    </w:p>
     <w:tbl>
       <w:tblPr>
         <w:tblStyle w:val="LightGrid-Accent1"/>
@@ -2857,16 +2906,14 @@
         <w:tblLook w:firstColumn="1" w:firstRow="1" w:lastColumn="0" w:lastRow="0" w:noHBand="0" w:noVBand="1" w:val="04A0"/>
       </w:tblPr>
       <w:tblGrid>
-        <w:gridCol w:w="1728"/>
-        <w:gridCol w:w="1728"/>
-        <w:gridCol w:w="1728"/>
-        <w:gridCol w:w="1728"/>
-        <w:gridCol w:w="1728"/>
+        <w:gridCol w:w="2880"/>
+        <w:gridCol w:w="2880"/>
+        <w:gridCol w:w="2880"/>
       </w:tblGrid>
       <w:tr>
         <w:tc>
           <w:tcPr>
-            <w:tcW w:type="dxa" w:w="1728"/>
+            <w:tcW w:type="dxa" w:w="2880"/>
           </w:tcPr>
           <w:p>
             <w:r>
@@ -2881,22 +2928,7 @@
         </w:tc>
         <w:tc>
           <w:tcPr>
-            <w:tcW w:type="dxa" w:w="1728"/>
-          </w:tcPr>
-          <w:p>
-            <w:r>
-              <w:rPr>
-                <w:rFonts w:ascii="Calibri" w:hAnsi="Calibri" w:eastAsia="微软雅黑"/>
-                <w:b/>
-                <w:sz w:val="18"/>
-              </w:rPr>
-              <w:t>中文官方</w:t>
-            </w:r>
-          </w:p>
-        </w:tc>
-        <w:tc>
-          <w:tcPr>
-            <w:tcW w:type="dxa" w:w="1728"/>
+            <w:tcW w:type="dxa" w:w="2880"/>
           </w:tcPr>
           <w:p>
             <w:r>
@@ -2911,22 +2943,7 @@
         </w:tc>
         <w:tc>
           <w:tcPr>
-            <w:tcW w:type="dxa" w:w="1728"/>
-          </w:tcPr>
-          <w:p>
-            <w:r>
-              <w:rPr>
-                <w:rFonts w:ascii="Calibri" w:hAnsi="Calibri" w:eastAsia="微软雅黑"/>
-                <w:b/>
-                <w:sz w:val="18"/>
-              </w:rPr>
-              <w:t>英文官方</w:t>
-            </w:r>
-          </w:p>
-        </w:tc>
-        <w:tc>
-          <w:tcPr>
-            <w:tcW w:type="dxa" w:w="1728"/>
+            <w:tcW w:type="dxa" w:w="2880"/>
           </w:tcPr>
           <w:p>
             <w:r>
@@ -2943,7 +2960,7 @@
       <w:tr>
         <w:tc>
           <w:tcPr>
-            <w:tcW w:type="dxa" w:w="1728"/>
+            <w:tcW w:type="dxa" w:w="2880"/>
           </w:tcPr>
           <w:p>
             <w:r>
@@ -2952,27 +2969,13 @@
                 <w:b/>
                 <w:sz w:val="18"/>
               </w:rPr>
-              <w:t>忠实(仅本地)</w:t>
+              <w:t>忠实</w:t>
             </w:r>
           </w:p>
         </w:tc>
         <w:tc>
           <w:tcPr>
-            <w:tcW w:type="dxa" w:w="1728"/>
-          </w:tcPr>
-          <w:p>
-            <w:r>
-              <w:rPr>
-                <w:rFonts w:ascii="Calibri" w:hAnsi="Calibri" w:eastAsia="微软雅黑"/>
-                <w:sz w:val="18"/>
-              </w:rPr>
-              <w:t>None</w:t>
-            </w:r>
-          </w:p>
-        </w:tc>
-        <w:tc>
-          <w:tcPr>
-            <w:tcW w:type="dxa" w:w="1728"/>
+            <w:tcW w:type="dxa" w:w="2880"/>
           </w:tcPr>
           <w:p>
             <w:r>
@@ -2986,21 +2989,7 @@
         </w:tc>
         <w:tc>
           <w:tcPr>
-            <w:tcW w:type="dxa" w:w="1728"/>
-          </w:tcPr>
-          <w:p>
-            <w:r>
-              <w:rPr>
-                <w:rFonts w:ascii="Calibri" w:hAnsi="Calibri" w:eastAsia="微软雅黑"/>
-                <w:sz w:val="18"/>
-              </w:rPr>
-              <w:t>None</w:t>
-            </w:r>
-          </w:p>
-        </w:tc>
-        <w:tc>
-          <w:tcPr>
-            <w:tcW w:type="dxa" w:w="1728"/>
+            <w:tcW w:type="dxa" w:w="2880"/>
           </w:tcPr>
           <w:p>
             <w:r>
@@ -3016,7 +3005,7 @@
       <w:tr>
         <w:tc>
           <w:tcPr>
-            <w:tcW w:type="dxa" w:w="1728"/>
+            <w:tcW w:type="dxa" w:w="2880"/>
           </w:tcPr>
           <w:p>
             <w:r>
@@ -3025,13 +3014,13 @@
                 <w:b/>
                 <w:sz w:val="18"/>
               </w:rPr>
-              <w:t>自然度</w:t>
+              <w:t>信息保留</w:t>
             </w:r>
           </w:p>
         </w:tc>
         <w:tc>
           <w:tcPr>
-            <w:tcW w:type="dxa" w:w="1728"/>
+            <w:tcW w:type="dxa" w:w="2880"/>
           </w:tcPr>
           <w:p>
             <w:r>
@@ -3039,13 +3028,13 @@
                 <w:rFonts w:ascii="Calibri" w:hAnsi="Calibri" w:eastAsia="微软雅黑"/>
                 <w:sz w:val="18"/>
               </w:rPr>
-              <w:t>3.57</w:t>
+              <w:t>4.89</w:t>
             </w:r>
           </w:p>
         </w:tc>
         <w:tc>
           <w:tcPr>
-            <w:tcW w:type="dxa" w:w="1728"/>
+            <w:tcW w:type="dxa" w:w="2880"/>
           </w:tcPr>
           <w:p>
             <w:r>
@@ -3053,35 +3042,7 @@
                 <w:rFonts w:ascii="Calibri" w:hAnsi="Calibri" w:eastAsia="微软雅黑"/>
                 <w:sz w:val="18"/>
               </w:rPr>
-              <w:t>4.92</w:t>
-            </w:r>
-          </w:p>
-        </w:tc>
-        <w:tc>
-          <w:tcPr>
-            <w:tcW w:type="dxa" w:w="1728"/>
-          </w:tcPr>
-          <w:p>
-            <w:r>
-              <w:rPr>
-                <w:rFonts w:ascii="Calibri" w:hAnsi="Calibri" w:eastAsia="微软雅黑"/>
-                <w:sz w:val="18"/>
-              </w:rPr>
-              <w:t>4.14</w:t>
-            </w:r>
-          </w:p>
-        </w:tc>
-        <w:tc>
-          <w:tcPr>
-            <w:tcW w:type="dxa" w:w="1728"/>
-          </w:tcPr>
-          <w:p>
-            <w:r>
-              <w:rPr>
-                <w:rFonts w:ascii="Calibri" w:hAnsi="Calibri" w:eastAsia="微软雅黑"/>
-                <w:sz w:val="18"/>
-              </w:rPr>
-              <w:t>4.88</w:t>
+              <w:t>4.91</w:t>
             </w:r>
           </w:p>
         </w:tc>
@@ -3089,7 +3050,7 @@
       <w:tr>
         <w:tc>
           <w:tcPr>
-            <w:tcW w:type="dxa" w:w="1728"/>
+            <w:tcW w:type="dxa" w:w="2880"/>
           </w:tcPr>
           <w:p>
             <w:r>
@@ -3098,27 +3059,13 @@
                 <w:b/>
                 <w:sz w:val="18"/>
               </w:rPr>
-              <w:t>深度</w:t>
+              <w:t>精炼价值</w:t>
             </w:r>
           </w:p>
         </w:tc>
         <w:tc>
           <w:tcPr>
-            <w:tcW w:type="dxa" w:w="1728"/>
-          </w:tcPr>
-          <w:p>
-            <w:r>
-              <w:rPr>
-                <w:rFonts w:ascii="Calibri" w:hAnsi="Calibri" w:eastAsia="微软雅黑"/>
-                <w:sz w:val="18"/>
-              </w:rPr>
-              <w:t>2.86</w:t>
-            </w:r>
-          </w:p>
-        </w:tc>
-        <w:tc>
-          <w:tcPr>
-            <w:tcW w:type="dxa" w:w="1728"/>
+            <w:tcW w:type="dxa" w:w="2880"/>
           </w:tcPr>
           <w:p>
             <w:r>
@@ -3132,7 +3079,7 @@
         </w:tc>
         <w:tc>
           <w:tcPr>
-            <w:tcW w:type="dxa" w:w="1728"/>
+            <w:tcW w:type="dxa" w:w="2880"/>
           </w:tcPr>
           <w:p>
             <w:r>
@@ -3140,21 +3087,7 @@
                 <w:rFonts w:ascii="Calibri" w:hAnsi="Calibri" w:eastAsia="微软雅黑"/>
                 <w:sz w:val="18"/>
               </w:rPr>
-              <w:t>3.78</w:t>
-            </w:r>
-          </w:p>
-        </w:tc>
-        <w:tc>
-          <w:tcPr>
-            <w:tcW w:type="dxa" w:w="1728"/>
-          </w:tcPr>
-          <w:p>
-            <w:r>
-              <w:rPr>
-                <w:rFonts w:ascii="Calibri" w:hAnsi="Calibri" w:eastAsia="微软雅黑"/>
-                <w:sz w:val="18"/>
-              </w:rPr>
-              <w:t>4.75</w:t>
+              <w:t>4.67</w:t>
             </w:r>
           </w:p>
         </w:tc>
@@ -3177,7 +3110,7 @@
         <w:rPr>
           <w:rFonts w:ascii="Calibri" w:hAnsi="Calibri" w:eastAsia="微软雅黑"/>
         </w:rPr>
-        <w:t>rewrite 本地质量过硬：忠实近满分(中4.92/英4.83),自然度与深度高于官方(本地去噪+理顺是强项,官方成品带噪声)。</w:t>
+        <w:t>rewrite 本地质量过硬：忠实、信息保留、精炼价值均接近满分(忠实 中4.92/英4.83);人工审核四风格(百科/教材/博客/摘要)全部“忠实性通过”。</w:t>
       </w:r>
     </w:p>
     <w:p>
@@ -3189,14 +3122,15 @@
         <w:rPr>
           <w:rFonts w:ascii="Calibri" w:hAnsi="Calibri" w:eastAsia="微软雅黑"/>
           <w:b/>
+          <w:color w:val="C00000"/>
         </w:rPr>
-        <w:t>人工审核：</w:t>
+        <w:t>口径说明：</w:t>
       </w:r>
       <w:r>
         <w:rPr>
           <w:rFonts w:ascii="Calibri" w:hAnsi="Calibri" w:eastAsia="微软雅黑"/>
         </w:rPr>
-        <w:t>人工审核四风格(百科/教材/博客/摘要)全部“忠实性通过”,与判官一致。(rewrite官方无原文,忠实/信息保留无法评。)</w:t>
+        <w:t>不与官方跨评深度/自然度：官方 rewrite 成品不含原文,判官只能“裸评成品”,与本地“对着原文评”口径不对等;且深度/自然度仅单判官(未做交叉),自然度维度已在四、四点五节判为不可信。故本节不做“本地 vs 官方”的深度/自然度对比,不下“本地超过官方”结论。官方成品的“无噪声/精炼感”另测供参考。</w:t>
       </w:r>
     </w:p>
     <w:p>
@@ -3229,7 +3163,7 @@
         <w:rPr>
           <w:rFonts w:ascii="Calibri" w:hAnsi="Calibri" w:eastAsia="微软雅黑"/>
         </w:rPr>
-        <w:t>rewrite 线：本地质量达到并超过官方,四风格人工全通过,可交付。</w:t>
+        <w:t>rewrite 线：本地绝对质量过硬(忠实/信息保留/精炼近满分),四风格人工全通过,可交付。(与官方深度/自然度因口径不对等不跨评。)</w:t>
       </w:r>
     </w:p>
     <w:p>

--- a/L3_delivery/reports/QA_rewrite质量评测报告_三方交叉_v2.docx
+++ b/L3_delivery/reports/QA_rewrite质量评测报告_三方交叉_v2.docx
@@ -2040,7 +2040,7 @@
         <w:rPr>
           <w:rFonts w:ascii="Calibri" w:hAnsi="Calibri" w:eastAsia="微软雅黑"/>
         </w:rPr>
-        <w:t>英文本地深度数据口径：本节英文本地采用 baseline_qa_en_v1_hardened(封板 v1-hardened 产出,n=100,与官方同源配对),35b=2.02、qwen-max=2.33。另有一批 official500_c16 产出(n=100,非同源)35b深度=1.64,两批差0.38;因本节要与官方同源对齐,采用 baseline(封板同源)一批,客观非抽取题占比两批分别为50.0%/约50%,结论不变。</w:t>
+        <w:t>英文本地深度数据口径：本节英文本地采用 baseline_qa_en_v1_hardened(封板 v1-hardened 产出,n=100,与官方同源配对),35b=2.02、qwen-max=2.33。另有一批 official500_c16 产出(n=100,非同源)35b深度=1.64,两批差0.38;因本节要与官方同源对齐,采用 baseline(封板同源)一批,客观非抽取题占比50.0%;另一批非同源产出未单独跑客观统计,结论依赖同源批+双判官,不依赖另一批。</w:t>
       </w:r>
     </w:p>
     <w:p>
